--- a/cv/CV_FREDY_GERALDO.docx
+++ b/cv/CV_FREDY_GERALDO.docx
@@ -1560,6 +1560,7 @@
         </w:pBdr>
         <w:spacing w:after="0" w:line="240" w:lineRule="auto"/>
         <w:ind w:left="391" w:hanging="357"/>
+        <w:mirrorIndents/>
         <w:rPr>
           <w:rFonts w:ascii="Arial" w:eastAsia="Arial" w:hAnsi="Arial" w:cs="Arial"/>
           <w:color w:val="000000"/>
@@ -1624,6 +1625,26 @@
           <w:color w:val="000000"/>
         </w:rPr>
         <w:tab/>
+      </w:r>
+      <w:r>
+        <w:rPr>
+          <w:rFonts w:ascii="Arial" w:eastAsia="Arial" w:hAnsi="Arial" w:cs="Arial"/>
+          <w:color w:val="000000"/>
+        </w:rPr>
+        <w:t xml:space="preserve">    </w:t>
+      </w:r>
+      <w:r>
+        <w:rPr>
+          <w:rFonts w:ascii="Arial" w:eastAsia="Arial" w:hAnsi="Arial" w:cs="Arial"/>
+          <w:color w:val="000000"/>
+        </w:rPr>
+        <w:t xml:space="preserve"> </w:t>
+      </w:r>
+      <w:r>
+        <w:rPr>
+          <w:rFonts w:ascii="Arial" w:eastAsia="Arial" w:hAnsi="Arial" w:cs="Arial"/>
+          <w:color w:val="000000"/>
+        </w:rPr>
         <w:t>Jun 2026</w:t>
       </w:r>
     </w:p>
@@ -1750,6 +1771,26 @@
           <w:color w:val="000000"/>
         </w:rPr>
         <w:tab/>
+      </w:r>
+      <w:r>
+        <w:rPr>
+          <w:rFonts w:ascii="Arial" w:eastAsia="Arial" w:hAnsi="Arial" w:cs="Arial"/>
+          <w:color w:val="000000"/>
+        </w:rPr>
+        <w:t xml:space="preserve">     </w:t>
+      </w:r>
+      <w:r>
+        <w:rPr>
+          <w:rFonts w:ascii="Arial" w:eastAsia="Arial" w:hAnsi="Arial" w:cs="Arial"/>
+          <w:color w:val="000000"/>
+        </w:rPr>
+        <w:t xml:space="preserve"> </w:t>
+      </w:r>
+      <w:r>
+        <w:rPr>
+          <w:rFonts w:ascii="Arial" w:eastAsia="Arial" w:hAnsi="Arial" w:cs="Arial"/>
+          <w:color w:val="000000"/>
+        </w:rPr>
         <w:t>Jul 2026</w:t>
       </w:r>
     </w:p>
@@ -1849,6 +1890,26 @@
           <w:color w:val="000000"/>
         </w:rPr>
         <w:tab/>
+      </w:r>
+      <w:r>
+        <w:rPr>
+          <w:rFonts w:ascii="Arial" w:eastAsia="Arial" w:hAnsi="Arial" w:cs="Arial"/>
+          <w:color w:val="000000"/>
+        </w:rPr>
+        <w:t xml:space="preserve">     </w:t>
+      </w:r>
+      <w:r>
+        <w:rPr>
+          <w:rFonts w:ascii="Arial" w:eastAsia="Arial" w:hAnsi="Arial" w:cs="Arial"/>
+          <w:color w:val="000000"/>
+        </w:rPr>
+        <w:t xml:space="preserve"> </w:t>
+      </w:r>
+      <w:r>
+        <w:rPr>
+          <w:rFonts w:ascii="Arial" w:eastAsia="Arial" w:hAnsi="Arial" w:cs="Arial"/>
+          <w:color w:val="000000"/>
+        </w:rPr>
         <w:t>Jul 2026</w:t>
       </w:r>
     </w:p>
@@ -1973,6 +2034,33 @@
           <w:color w:val="000000"/>
         </w:rPr>
         <w:tab/>
+      </w:r>
+      <w:r>
+        <w:rPr>
+          <w:rFonts w:ascii="Arial" w:eastAsia="Arial" w:hAnsi="Arial" w:cs="Arial"/>
+          <w:color w:val="000000"/>
+        </w:rPr>
+        <w:t xml:space="preserve">    </w:t>
+      </w:r>
+      <w:r>
+        <w:rPr>
+          <w:rFonts w:ascii="Arial" w:eastAsia="Arial" w:hAnsi="Arial" w:cs="Arial"/>
+          <w:color w:val="000000"/>
+        </w:rPr>
+        <w:t xml:space="preserve"> </w:t>
+      </w:r>
+      <w:r>
+        <w:rPr>
+          <w:rFonts w:ascii="Arial" w:eastAsia="Arial" w:hAnsi="Arial" w:cs="Arial"/>
+          <w:color w:val="000000"/>
+        </w:rPr>
+        <w:t xml:space="preserve"> </w:t>
+      </w:r>
+      <w:r>
+        <w:rPr>
+          <w:rFonts w:ascii="Arial" w:eastAsia="Arial" w:hAnsi="Arial" w:cs="Arial"/>
+          <w:color w:val="000000"/>
+        </w:rPr>
         <w:t>Jul 2026</w:t>
       </w:r>
     </w:p>
@@ -2090,6 +2178,33 @@
           <w:color w:val="000000"/>
         </w:rPr>
         <w:tab/>
+      </w:r>
+      <w:r>
+        <w:rPr>
+          <w:rFonts w:ascii="Arial" w:eastAsia="Arial" w:hAnsi="Arial" w:cs="Arial"/>
+          <w:color w:val="000000"/>
+        </w:rPr>
+        <w:t xml:space="preserve">    </w:t>
+      </w:r>
+      <w:r>
+        <w:rPr>
+          <w:rFonts w:ascii="Arial" w:eastAsia="Arial" w:hAnsi="Arial" w:cs="Arial"/>
+          <w:color w:val="000000"/>
+        </w:rPr>
+        <w:t xml:space="preserve"> </w:t>
+      </w:r>
+      <w:r>
+        <w:rPr>
+          <w:rFonts w:ascii="Arial" w:eastAsia="Arial" w:hAnsi="Arial" w:cs="Arial"/>
+          <w:color w:val="000000"/>
+        </w:rPr>
+        <w:t xml:space="preserve"> </w:t>
+      </w:r>
+      <w:r>
+        <w:rPr>
+          <w:rFonts w:ascii="Arial" w:eastAsia="Arial" w:hAnsi="Arial" w:cs="Arial"/>
+          <w:color w:val="000000"/>
+        </w:rPr>
         <w:t>Jul 2026</w:t>
       </w:r>
     </w:p>
@@ -2207,6 +2322,33 @@
           <w:color w:val="000000"/>
         </w:rPr>
         <w:tab/>
+      </w:r>
+      <w:r>
+        <w:rPr>
+          <w:rFonts w:ascii="Arial" w:eastAsia="Arial" w:hAnsi="Arial" w:cs="Arial"/>
+          <w:color w:val="000000"/>
+        </w:rPr>
+        <w:t xml:space="preserve">    </w:t>
+      </w:r>
+      <w:r>
+        <w:rPr>
+          <w:rFonts w:ascii="Arial" w:eastAsia="Arial" w:hAnsi="Arial" w:cs="Arial"/>
+          <w:color w:val="000000"/>
+        </w:rPr>
+        <w:t xml:space="preserve"> </w:t>
+      </w:r>
+      <w:r>
+        <w:rPr>
+          <w:rFonts w:ascii="Arial" w:eastAsia="Arial" w:hAnsi="Arial" w:cs="Arial"/>
+          <w:color w:val="000000"/>
+        </w:rPr>
+        <w:t xml:space="preserve"> </w:t>
+      </w:r>
+      <w:r>
+        <w:rPr>
+          <w:rFonts w:ascii="Arial" w:eastAsia="Arial" w:hAnsi="Arial" w:cs="Arial"/>
+          <w:color w:val="000000"/>
+        </w:rPr>
         <w:t>Jul 2026</w:t>
       </w:r>
     </w:p>
@@ -2315,6 +2457,33 @@
           <w:color w:val="000000"/>
         </w:rPr>
         <w:tab/>
+      </w:r>
+      <w:r>
+        <w:rPr>
+          <w:rFonts w:ascii="Arial" w:eastAsia="Arial" w:hAnsi="Arial" w:cs="Arial"/>
+          <w:color w:val="000000"/>
+        </w:rPr>
+        <w:t xml:space="preserve">    </w:t>
+      </w:r>
+      <w:r>
+        <w:rPr>
+          <w:rFonts w:ascii="Arial" w:eastAsia="Arial" w:hAnsi="Arial" w:cs="Arial"/>
+          <w:color w:val="000000"/>
+        </w:rPr>
+        <w:t xml:space="preserve"> </w:t>
+      </w:r>
+      <w:r>
+        <w:rPr>
+          <w:rFonts w:ascii="Arial" w:eastAsia="Arial" w:hAnsi="Arial" w:cs="Arial"/>
+          <w:color w:val="000000"/>
+        </w:rPr>
+        <w:t xml:space="preserve"> </w:t>
+      </w:r>
+      <w:r>
+        <w:rPr>
+          <w:rFonts w:ascii="Arial" w:eastAsia="Arial" w:hAnsi="Arial" w:cs="Arial"/>
+          <w:color w:val="000000"/>
+        </w:rPr>
         <w:t>Jul 2026</w:t>
       </w:r>
     </w:p>
@@ -2377,6 +2546,33 @@
           <w:color w:val="000000"/>
         </w:rPr>
         <w:tab/>
+      </w:r>
+      <w:r>
+        <w:rPr>
+          <w:rFonts w:ascii="Arial" w:eastAsia="Arial" w:hAnsi="Arial" w:cs="Arial"/>
+          <w:color w:val="000000"/>
+        </w:rPr>
+        <w:t xml:space="preserve">    </w:t>
+      </w:r>
+      <w:r>
+        <w:rPr>
+          <w:rFonts w:ascii="Arial" w:eastAsia="Arial" w:hAnsi="Arial" w:cs="Arial"/>
+          <w:color w:val="000000"/>
+        </w:rPr>
+        <w:t xml:space="preserve"> </w:t>
+      </w:r>
+      <w:r>
+        <w:rPr>
+          <w:rFonts w:ascii="Arial" w:eastAsia="Arial" w:hAnsi="Arial" w:cs="Arial"/>
+          <w:color w:val="000000"/>
+        </w:rPr>
+        <w:t xml:space="preserve"> </w:t>
+      </w:r>
+      <w:r>
+        <w:rPr>
+          <w:rFonts w:ascii="Arial" w:eastAsia="Arial" w:hAnsi="Arial" w:cs="Arial"/>
+          <w:color w:val="000000"/>
+        </w:rPr>
         <w:t>Jul 2026</w:t>
       </w:r>
     </w:p>
